--- a/plantillas/motion-withdraw-cancelation/MOTION_TO_WITHDRAW_CANCELATION.docx
+++ b/plantillas/motion-withdraw-cancelation/MOTION_TO_WITHDRAW_CANCELATION.docx
@@ -4768,6 +4768,7 @@
       </w:pPr>
       <w:r>
         <w:rPr>
+          <w:rFonts w:ascii="Times New Roman" w:hAnsi="Times New Roman" w:cs="Times New Roman"/>
           <w:bCs/>
           <w:sz w:val="24"/>
           <w:szCs w:val="24"/>
@@ -4777,6 +4778,7 @@
       <w:sdt>
         <w:sdtPr>
           <w:rPr>
+            <w:rFonts w:ascii="Times New Roman" w:hAnsi="Times New Roman" w:cs="Times New Roman"/>
             <w:bCs/>
             <w:sz w:val="24"/>
             <w:szCs w:val="24"/>
@@ -4786,6 +4788,7 @@
         <w:sdtContent>
           <w:r>
             <w:rPr>
+              <w:rFonts w:ascii="Times New Roman" w:hAnsi="Times New Roman" w:cs="Times New Roman"/>
               <w:bCs/>
               <w:sz w:val="24"/>
               <w:szCs w:val="24"/>
@@ -4950,64 +4953,6 @@
       <w:r>
         <w:rPr>
           <w:rFonts w:ascii="Times New Roman" w:hAnsi="Times New Roman" w:cs="Times New Roman"/>
-          <w:noProof/>
-          <w:color w:val="000000" w:themeColor="text1"/>
-          <w:sz w:val="24"/>
-          <w:szCs w:val="24"/>
-        </w:rPr>
-        <w:drawing>
-          <wp:anchor distT="0" distB="0" distL="114300" distR="114300" simplePos="0" relativeHeight="251658240" behindDoc="1" locked="0" layoutInCell="1" allowOverlap="1" wp14:anchorId="29A381D1" wp14:editId="00B7E939">
-            <wp:simplePos x="0" y="0"/>
-            <wp:positionH relativeFrom="margin">
-              <wp:posOffset>2028825</wp:posOffset>
-            </wp:positionH>
-            <wp:positionV relativeFrom="paragraph">
-              <wp:posOffset>390525</wp:posOffset>
-            </wp:positionV>
-            <wp:extent cx="1600200" cy="569644"/>
-            <wp:effectExtent l="0" t="0" r="0" b="1905"/>
-            <wp:wrapNone/>
-            <wp:docPr id="885420626" name="Picture 5" descr="A black and white logo  Description automatically generated"/>
-            <wp:cNvGraphicFramePr>
-              <a:graphicFrameLocks xmlns:a="http://schemas.openxmlformats.org/drawingml/2006/main" noChangeAspect="1"/>
-            </wp:cNvGraphicFramePr>
-            <a:graphic xmlns:a="http://schemas.openxmlformats.org/drawingml/2006/main">
-              <a:graphicData uri="http://schemas.openxmlformats.org/drawingml/2006/picture">
-                <pic:pic xmlns:pic="http://schemas.openxmlformats.org/drawingml/2006/picture">
-                  <pic:nvPicPr>
-                    <pic:cNvPr id="885420626" name="Picture 5" descr="A black and white logo  Description automatically generated"/>
-                    <pic:cNvPicPr/>
-                  </pic:nvPicPr>
-                  <pic:blipFill>
-                    <a:blip r:embed="rId9"/>
-                    <a:stretch>
-                      <a:fillRect/>
-                    </a:stretch>
-                  </pic:blipFill>
-                  <pic:spPr>
-                    <a:xfrm>
-                      <a:off x="0" y="0"/>
-                      <a:ext cx="1600200" cy="569644"/>
-                    </a:xfrm>
-                    <a:prstGeom prst="rect">
-                      <a:avLst/>
-                    </a:prstGeom>
-                  </pic:spPr>
-                </pic:pic>
-              </a:graphicData>
-            </a:graphic>
-            <wp14:sizeRelH relativeFrom="margin">
-              <wp14:pctWidth>0</wp14:pctWidth>
-            </wp14:sizeRelH>
-            <wp14:sizeRelV relativeFrom="margin">
-              <wp14:pctHeight>0</wp14:pctHeight>
-            </wp14:sizeRelV>
-          </wp:anchor>
-        </w:drawing>
-      </w:r>
-      <w:r>
-        <w:rPr>
-          <w:rFonts w:ascii="Times New Roman" w:hAnsi="Times New Roman" w:cs="Times New Roman"/>
           <w:color w:val="000000" w:themeColor="text1"/>
           <w:sz w:val="24"/>
           <w:szCs w:val="24"/>
@@ -5047,8 +4992,30 @@
         <w:tab/>
         <w:tab/>
         <w:tab/>
-        <w:t xml:space="preserve">           ___________________</w:t>
-      </w:r>
+        <w:t xml:space="preserve">           </w:t>
+      </w:r>
+      <w:sdt>
+        <w:sdtPr>
+          <w:rPr>
+            <w:rFonts w:ascii="Times New Roman" w:hAnsi="Times New Roman" w:cs="Times New Roman"/>
+            <w:color w:val="000000" w:themeColor="text1"/>
+            <w:sz w:val="24"/>
+            <w:szCs w:val="24"/>
+          </w:rPr>
+          <w:id w:val="910000026"/>
+        </w:sdtPr>
+        <w:sdtContent>
+          <w:r>
+            <w:rPr>
+              <w:rFonts w:ascii="Times New Roman" w:hAnsi="Times New Roman" w:cs="Times New Roman"/>
+              <w:color w:val="000000" w:themeColor="text1"/>
+              <w:sz w:val="24"/>
+              <w:szCs w:val="24"/>
+            </w:rPr>
+            <w:t>___________________</w:t>
+          </w:r>
+        </w:sdtContent>
+      </w:sdt>
     </w:p>
     <w:sdt>
       <w:sdtPr>

--- a/plantillas/motion-withdraw-cancelation/MOTION_TO_WITHDRAW_CANCELATION.docx
+++ b/plantillas/motion-withdraw-cancelation/MOTION_TO_WITHDRAW_CANCELATION.docx
@@ -2365,8 +2365,27 @@
         <w:tab/>
         <w:tab/>
         <w:tab/>
-        <w:t>____________ ______________</w:t>
-      </w:r>
+      </w:r>
+      <w:sdt>
+        <w:sdtPr>
+          <w:rPr>
+            <w:rFonts w:ascii="Times New Roman" w:hAnsi="Times New Roman" w:cs="Times New Roman"/>
+            <w:sz w:val="24"/>
+            <w:szCs w:val="24"/>
+          </w:rPr>
+          <w:id w:val="910000027"/>
+        </w:sdtPr>
+        <w:sdtContent>
+          <w:r>
+            <w:rPr>
+              <w:rFonts w:ascii="Times New Roman" w:hAnsi="Times New Roman" w:cs="Times New Roman"/>
+              <w:sz w:val="24"/>
+              <w:szCs w:val="24"/>
+            </w:rPr>
+            <w:t>____________ ______________</w:t>
+          </w:r>
+        </w:sdtContent>
+      </w:sdt>
     </w:p>
     <w:p>
       <w:pPr>

--- a/plantillas/motion-withdraw-cancelation/MOTION_TO_WITHDRAW_CANCELATION.docx
+++ b/plantillas/motion-withdraw-cancelation/MOTION_TO_WITHDRAW_CANCELATION.docx
@@ -3020,6 +3020,7 @@
     </w:p>
     <w:p>
       <w:pPr>
+        <w:pageBreakBefore/>
         <w:pStyle w:val="BodyTextIndent"/>
         <w:tabs>
           <w:tab w:val="left" w:pos="720"/>
@@ -3495,6 +3496,7 @@
     </w:p>
     <w:p>
       <w:pPr>
+        <w:pageBreakBefore/>
         <w:pStyle w:val="BodyTextIndent"/>
         <w:tabs>
           <w:tab w:val="left" w:pos="720"/>
@@ -3787,6 +3789,7 @@
     </w:p>
     <w:p>
       <w:pPr>
+        <w:pageBreakBefore/>
         <w:pStyle w:val="BodyTextIndent"/>
         <w:tabs>
           <w:tab w:val="left" w:pos="720"/>
@@ -4059,6 +4062,7 @@
     </w:p>
     <w:p>
       <w:pPr>
+        <w:pageBreakBefore/>
         <w:pStyle w:val="BodyTextIndent"/>
         <w:tabs>
           <w:tab w:val="left" w:pos="720"/>
@@ -4729,6 +4733,7 @@
     </w:p>
     <w:p>
       <w:pPr>
+        <w:pageBreakBefore/>
         <w:tabs>
           <w:tab w:val="center" w:pos="4680"/>
         </w:tabs>

--- a/plantillas/motion-withdraw-cancelation/MOTION_TO_WITHDRAW_CANCELATION.docx
+++ b/plantillas/motion-withdraw-cancelation/MOTION_TO_WITHDRAW_CANCELATION.docx
@@ -3027,6 +3027,214 @@
         </w:tabs>
         <w:spacing w:line="240" w:lineRule="auto"/>
         <w:ind w:firstLine="0"/>
+        <w:rPr>
+          <w:rStyle w:val="fontstyle01"/>
+        </w:rPr>
+      </w:pPr>
+    </w:p>
+    <w:p>
+      <w:pPr>
+        <w:pStyle w:val="BodyTextIndent"/>
+        <w:tabs>
+          <w:tab w:val="left" w:pos="720"/>
+        </w:tabs>
+        <w:spacing w:line="240" w:lineRule="auto"/>
+        <w:ind w:firstLine="0"/>
+        <w:rPr>
+          <w:rStyle w:val="fontstyle01"/>
+        </w:rPr>
+      </w:pPr>
+    </w:p>
+    <w:p>
+      <w:pPr>
+        <w:pStyle w:val="BodyTextIndent"/>
+        <w:tabs>
+          <w:tab w:val="left" w:pos="720"/>
+        </w:tabs>
+        <w:spacing w:line="240" w:lineRule="auto"/>
+        <w:ind w:firstLine="0"/>
+        <w:rPr>
+          <w:rStyle w:val="fontstyle01"/>
+        </w:rPr>
+      </w:pPr>
+    </w:p>
+    <w:p>
+      <w:pPr>
+        <w:pStyle w:val="BodyTextIndent"/>
+        <w:tabs>
+          <w:tab w:val="left" w:pos="720"/>
+        </w:tabs>
+        <w:spacing w:line="240" w:lineRule="auto"/>
+        <w:ind w:firstLine="0"/>
+        <w:rPr>
+          <w:rStyle w:val="fontstyle01"/>
+        </w:rPr>
+      </w:pPr>
+    </w:p>
+    <w:p>
+      <w:pPr>
+        <w:pStyle w:val="BodyTextIndent"/>
+        <w:tabs>
+          <w:tab w:val="left" w:pos="720"/>
+        </w:tabs>
+        <w:spacing w:line="240" w:lineRule="auto"/>
+        <w:ind w:firstLine="0"/>
+        <w:rPr>
+          <w:rStyle w:val="fontstyle01"/>
+        </w:rPr>
+      </w:pPr>
+    </w:p>
+    <w:p>
+      <w:pPr>
+        <w:pStyle w:val="BodyTextIndent"/>
+        <w:tabs>
+          <w:tab w:val="left" w:pos="720"/>
+        </w:tabs>
+        <w:spacing w:line="240" w:lineRule="auto"/>
+        <w:ind w:firstLine="0"/>
+        <w:rPr>
+          <w:rStyle w:val="fontstyle01"/>
+        </w:rPr>
+      </w:pPr>
+    </w:p>
+    <w:p>
+      <w:pPr>
+        <w:pStyle w:val="BodyTextIndent"/>
+        <w:tabs>
+          <w:tab w:val="left" w:pos="720"/>
+        </w:tabs>
+        <w:spacing w:line="240" w:lineRule="auto"/>
+        <w:ind w:firstLine="0"/>
+        <w:rPr>
+          <w:rStyle w:val="fontstyle01"/>
+        </w:rPr>
+      </w:pPr>
+    </w:p>
+    <w:p>
+      <w:pPr>
+        <w:pStyle w:val="BodyTextIndent"/>
+        <w:tabs>
+          <w:tab w:val="left" w:pos="720"/>
+        </w:tabs>
+        <w:spacing w:line="240" w:lineRule="auto"/>
+        <w:ind w:firstLine="0"/>
+        <w:rPr>
+          <w:rStyle w:val="fontstyle01"/>
+        </w:rPr>
+      </w:pPr>
+    </w:p>
+    <w:p>
+      <w:pPr>
+        <w:pStyle w:val="BodyTextIndent"/>
+        <w:tabs>
+          <w:tab w:val="left" w:pos="720"/>
+        </w:tabs>
+        <w:spacing w:line="240" w:lineRule="auto"/>
+        <w:ind w:firstLine="0"/>
+        <w:rPr>
+          <w:rStyle w:val="fontstyle01"/>
+        </w:rPr>
+      </w:pPr>
+    </w:p>
+    <w:p>
+      <w:pPr>
+        <w:pStyle w:val="BodyTextIndent"/>
+        <w:tabs>
+          <w:tab w:val="left" w:pos="720"/>
+        </w:tabs>
+        <w:spacing w:line="240" w:lineRule="auto"/>
+        <w:ind w:firstLine="0"/>
+        <w:rPr>
+          <w:rStyle w:val="fontstyle01"/>
+        </w:rPr>
+      </w:pPr>
+    </w:p>
+    <w:p>
+      <w:pPr>
+        <w:pStyle w:val="BodyTextIndent"/>
+        <w:tabs>
+          <w:tab w:val="left" w:pos="720"/>
+        </w:tabs>
+        <w:spacing w:line="240" w:lineRule="auto"/>
+        <w:ind w:firstLine="0"/>
+        <w:rPr>
+          <w:rStyle w:val="fontstyle01"/>
+        </w:rPr>
+      </w:pPr>
+    </w:p>
+    <w:p>
+      <w:pPr>
+        <w:pStyle w:val="BodyTextIndent"/>
+        <w:tabs>
+          <w:tab w:val="left" w:pos="720"/>
+        </w:tabs>
+        <w:spacing w:line="240" w:lineRule="auto"/>
+        <w:ind w:firstLine="0"/>
+        <w:rPr>
+          <w:rStyle w:val="fontstyle01"/>
+        </w:rPr>
+      </w:pPr>
+    </w:p>
+    <w:p>
+      <w:pPr>
+        <w:pStyle w:val="BodyTextIndent"/>
+        <w:tabs>
+          <w:tab w:val="left" w:pos="720"/>
+        </w:tabs>
+        <w:spacing w:line="240" w:lineRule="auto"/>
+        <w:ind w:firstLine="0"/>
+        <w:rPr>
+          <w:rStyle w:val="fontstyle01"/>
+        </w:rPr>
+      </w:pPr>
+    </w:p>
+    <w:p>
+      <w:pPr>
+        <w:pStyle w:val="BodyTextIndent"/>
+        <w:tabs>
+          <w:tab w:val="left" w:pos="720"/>
+        </w:tabs>
+        <w:spacing w:line="240" w:lineRule="auto"/>
+        <w:ind w:firstLine="0"/>
+        <w:rPr>
+          <w:rStyle w:val="fontstyle01"/>
+        </w:rPr>
+      </w:pPr>
+    </w:p>
+    <w:p>
+      <w:pPr>
+        <w:pStyle w:val="BodyTextIndent"/>
+        <w:tabs>
+          <w:tab w:val="left" w:pos="720"/>
+        </w:tabs>
+        <w:spacing w:line="240" w:lineRule="auto"/>
+        <w:ind w:firstLine="0"/>
+        <w:rPr>
+          <w:rStyle w:val="fontstyle01"/>
+        </w:rPr>
+      </w:pPr>
+    </w:p>
+    <w:p>
+      <w:pPr>
+        <w:pStyle w:val="BodyTextIndent"/>
+        <w:tabs>
+          <w:tab w:val="left" w:pos="720"/>
+        </w:tabs>
+        <w:spacing w:line="240" w:lineRule="auto"/>
+        <w:ind w:firstLine="0"/>
+        <w:rPr>
+          <w:rStyle w:val="fontstyle01"/>
+        </w:rPr>
+      </w:pPr>
+    </w:p>
+    <w:p>
+      <w:pPr>
+        <w:pStyle w:val="BodyTextIndent"/>
+        <w:tabs>
+          <w:tab w:val="left" w:pos="720"/>
+        </w:tabs>
+        <w:spacing w:line="240" w:lineRule="auto"/>
+        <w:ind w:firstLine="0"/>
         <w:jc w:val="center"/>
         <w:rPr>
           <w:rStyle w:val="fontstyle01"/>
@@ -3503,6 +3711,214 @@
         </w:tabs>
         <w:spacing w:line="240" w:lineRule="auto"/>
         <w:ind w:firstLine="0"/>
+        <w:rPr>
+          <w:rStyle w:val="fontstyle01"/>
+        </w:rPr>
+      </w:pPr>
+    </w:p>
+    <w:p>
+      <w:pPr>
+        <w:pStyle w:val="BodyTextIndent"/>
+        <w:tabs>
+          <w:tab w:val="left" w:pos="720"/>
+        </w:tabs>
+        <w:spacing w:line="240" w:lineRule="auto"/>
+        <w:ind w:firstLine="0"/>
+        <w:rPr>
+          <w:rStyle w:val="fontstyle01"/>
+        </w:rPr>
+      </w:pPr>
+    </w:p>
+    <w:p>
+      <w:pPr>
+        <w:pStyle w:val="BodyTextIndent"/>
+        <w:tabs>
+          <w:tab w:val="left" w:pos="720"/>
+        </w:tabs>
+        <w:spacing w:line="240" w:lineRule="auto"/>
+        <w:ind w:firstLine="0"/>
+        <w:rPr>
+          <w:rStyle w:val="fontstyle01"/>
+        </w:rPr>
+      </w:pPr>
+    </w:p>
+    <w:p>
+      <w:pPr>
+        <w:pStyle w:val="BodyTextIndent"/>
+        <w:tabs>
+          <w:tab w:val="left" w:pos="720"/>
+        </w:tabs>
+        <w:spacing w:line="240" w:lineRule="auto"/>
+        <w:ind w:firstLine="0"/>
+        <w:rPr>
+          <w:rStyle w:val="fontstyle01"/>
+        </w:rPr>
+      </w:pPr>
+    </w:p>
+    <w:p>
+      <w:pPr>
+        <w:pStyle w:val="BodyTextIndent"/>
+        <w:tabs>
+          <w:tab w:val="left" w:pos="720"/>
+        </w:tabs>
+        <w:spacing w:line="240" w:lineRule="auto"/>
+        <w:ind w:firstLine="0"/>
+        <w:rPr>
+          <w:rStyle w:val="fontstyle01"/>
+        </w:rPr>
+      </w:pPr>
+    </w:p>
+    <w:p>
+      <w:pPr>
+        <w:pStyle w:val="BodyTextIndent"/>
+        <w:tabs>
+          <w:tab w:val="left" w:pos="720"/>
+        </w:tabs>
+        <w:spacing w:line="240" w:lineRule="auto"/>
+        <w:ind w:firstLine="0"/>
+        <w:rPr>
+          <w:rStyle w:val="fontstyle01"/>
+        </w:rPr>
+      </w:pPr>
+    </w:p>
+    <w:p>
+      <w:pPr>
+        <w:pStyle w:val="BodyTextIndent"/>
+        <w:tabs>
+          <w:tab w:val="left" w:pos="720"/>
+        </w:tabs>
+        <w:spacing w:line="240" w:lineRule="auto"/>
+        <w:ind w:firstLine="0"/>
+        <w:rPr>
+          <w:rStyle w:val="fontstyle01"/>
+        </w:rPr>
+      </w:pPr>
+    </w:p>
+    <w:p>
+      <w:pPr>
+        <w:pStyle w:val="BodyTextIndent"/>
+        <w:tabs>
+          <w:tab w:val="left" w:pos="720"/>
+        </w:tabs>
+        <w:spacing w:line="240" w:lineRule="auto"/>
+        <w:ind w:firstLine="0"/>
+        <w:rPr>
+          <w:rStyle w:val="fontstyle01"/>
+        </w:rPr>
+      </w:pPr>
+    </w:p>
+    <w:p>
+      <w:pPr>
+        <w:pStyle w:val="BodyTextIndent"/>
+        <w:tabs>
+          <w:tab w:val="left" w:pos="720"/>
+        </w:tabs>
+        <w:spacing w:line="240" w:lineRule="auto"/>
+        <w:ind w:firstLine="0"/>
+        <w:rPr>
+          <w:rStyle w:val="fontstyle01"/>
+        </w:rPr>
+      </w:pPr>
+    </w:p>
+    <w:p>
+      <w:pPr>
+        <w:pStyle w:val="BodyTextIndent"/>
+        <w:tabs>
+          <w:tab w:val="left" w:pos="720"/>
+        </w:tabs>
+        <w:spacing w:line="240" w:lineRule="auto"/>
+        <w:ind w:firstLine="0"/>
+        <w:rPr>
+          <w:rStyle w:val="fontstyle01"/>
+        </w:rPr>
+      </w:pPr>
+    </w:p>
+    <w:p>
+      <w:pPr>
+        <w:pStyle w:val="BodyTextIndent"/>
+        <w:tabs>
+          <w:tab w:val="left" w:pos="720"/>
+        </w:tabs>
+        <w:spacing w:line="240" w:lineRule="auto"/>
+        <w:ind w:firstLine="0"/>
+        <w:rPr>
+          <w:rStyle w:val="fontstyle01"/>
+        </w:rPr>
+      </w:pPr>
+    </w:p>
+    <w:p>
+      <w:pPr>
+        <w:pStyle w:val="BodyTextIndent"/>
+        <w:tabs>
+          <w:tab w:val="left" w:pos="720"/>
+        </w:tabs>
+        <w:spacing w:line="240" w:lineRule="auto"/>
+        <w:ind w:firstLine="0"/>
+        <w:rPr>
+          <w:rStyle w:val="fontstyle01"/>
+        </w:rPr>
+      </w:pPr>
+    </w:p>
+    <w:p>
+      <w:pPr>
+        <w:pStyle w:val="BodyTextIndent"/>
+        <w:tabs>
+          <w:tab w:val="left" w:pos="720"/>
+        </w:tabs>
+        <w:spacing w:line="240" w:lineRule="auto"/>
+        <w:ind w:firstLine="0"/>
+        <w:rPr>
+          <w:rStyle w:val="fontstyle01"/>
+        </w:rPr>
+      </w:pPr>
+    </w:p>
+    <w:p>
+      <w:pPr>
+        <w:pStyle w:val="BodyTextIndent"/>
+        <w:tabs>
+          <w:tab w:val="left" w:pos="720"/>
+        </w:tabs>
+        <w:spacing w:line="240" w:lineRule="auto"/>
+        <w:ind w:firstLine="0"/>
+        <w:rPr>
+          <w:rStyle w:val="fontstyle01"/>
+        </w:rPr>
+      </w:pPr>
+    </w:p>
+    <w:p>
+      <w:pPr>
+        <w:pStyle w:val="BodyTextIndent"/>
+        <w:tabs>
+          <w:tab w:val="left" w:pos="720"/>
+        </w:tabs>
+        <w:spacing w:line="240" w:lineRule="auto"/>
+        <w:ind w:firstLine="0"/>
+        <w:rPr>
+          <w:rStyle w:val="fontstyle01"/>
+        </w:rPr>
+      </w:pPr>
+    </w:p>
+    <w:p>
+      <w:pPr>
+        <w:pStyle w:val="BodyTextIndent"/>
+        <w:tabs>
+          <w:tab w:val="left" w:pos="720"/>
+        </w:tabs>
+        <w:spacing w:line="240" w:lineRule="auto"/>
+        <w:ind w:firstLine="0"/>
+        <w:rPr>
+          <w:rStyle w:val="fontstyle01"/>
+        </w:rPr>
+      </w:pPr>
+    </w:p>
+    <w:p>
+      <w:pPr>
+        <w:pStyle w:val="BodyTextIndent"/>
+        <w:tabs>
+          <w:tab w:val="left" w:pos="720"/>
+        </w:tabs>
+        <w:spacing w:line="240" w:lineRule="auto"/>
+        <w:ind w:firstLine="0"/>
         <w:jc w:val="center"/>
         <w:rPr>
           <w:rStyle w:val="fontstyle01"/>
@@ -3790,6 +4206,214 @@
     <w:p>
       <w:pPr>
         <w:pageBreakBefore/>
+        <w:pStyle w:val="BodyTextIndent"/>
+        <w:tabs>
+          <w:tab w:val="left" w:pos="720"/>
+        </w:tabs>
+        <w:spacing w:line="240" w:lineRule="auto"/>
+        <w:ind w:firstLine="0"/>
+        <w:rPr>
+          <w:rStyle w:val="fontstyle01"/>
+        </w:rPr>
+      </w:pPr>
+    </w:p>
+    <w:p>
+      <w:pPr>
+        <w:pStyle w:val="BodyTextIndent"/>
+        <w:tabs>
+          <w:tab w:val="left" w:pos="720"/>
+        </w:tabs>
+        <w:spacing w:line="240" w:lineRule="auto"/>
+        <w:ind w:firstLine="0"/>
+        <w:rPr>
+          <w:rStyle w:val="fontstyle01"/>
+        </w:rPr>
+      </w:pPr>
+    </w:p>
+    <w:p>
+      <w:pPr>
+        <w:pStyle w:val="BodyTextIndent"/>
+        <w:tabs>
+          <w:tab w:val="left" w:pos="720"/>
+        </w:tabs>
+        <w:spacing w:line="240" w:lineRule="auto"/>
+        <w:ind w:firstLine="0"/>
+        <w:rPr>
+          <w:rStyle w:val="fontstyle01"/>
+        </w:rPr>
+      </w:pPr>
+    </w:p>
+    <w:p>
+      <w:pPr>
+        <w:pStyle w:val="BodyTextIndent"/>
+        <w:tabs>
+          <w:tab w:val="left" w:pos="720"/>
+        </w:tabs>
+        <w:spacing w:line="240" w:lineRule="auto"/>
+        <w:ind w:firstLine="0"/>
+        <w:rPr>
+          <w:rStyle w:val="fontstyle01"/>
+        </w:rPr>
+      </w:pPr>
+    </w:p>
+    <w:p>
+      <w:pPr>
+        <w:pStyle w:val="BodyTextIndent"/>
+        <w:tabs>
+          <w:tab w:val="left" w:pos="720"/>
+        </w:tabs>
+        <w:spacing w:line="240" w:lineRule="auto"/>
+        <w:ind w:firstLine="0"/>
+        <w:rPr>
+          <w:rStyle w:val="fontstyle01"/>
+        </w:rPr>
+      </w:pPr>
+    </w:p>
+    <w:p>
+      <w:pPr>
+        <w:pStyle w:val="BodyTextIndent"/>
+        <w:tabs>
+          <w:tab w:val="left" w:pos="720"/>
+        </w:tabs>
+        <w:spacing w:line="240" w:lineRule="auto"/>
+        <w:ind w:firstLine="0"/>
+        <w:rPr>
+          <w:rStyle w:val="fontstyle01"/>
+        </w:rPr>
+      </w:pPr>
+    </w:p>
+    <w:p>
+      <w:pPr>
+        <w:pStyle w:val="BodyTextIndent"/>
+        <w:tabs>
+          <w:tab w:val="left" w:pos="720"/>
+        </w:tabs>
+        <w:spacing w:line="240" w:lineRule="auto"/>
+        <w:ind w:firstLine="0"/>
+        <w:rPr>
+          <w:rStyle w:val="fontstyle01"/>
+        </w:rPr>
+      </w:pPr>
+    </w:p>
+    <w:p>
+      <w:pPr>
+        <w:pStyle w:val="BodyTextIndent"/>
+        <w:tabs>
+          <w:tab w:val="left" w:pos="720"/>
+        </w:tabs>
+        <w:spacing w:line="240" w:lineRule="auto"/>
+        <w:ind w:firstLine="0"/>
+        <w:rPr>
+          <w:rStyle w:val="fontstyle01"/>
+        </w:rPr>
+      </w:pPr>
+    </w:p>
+    <w:p>
+      <w:pPr>
+        <w:pStyle w:val="BodyTextIndent"/>
+        <w:tabs>
+          <w:tab w:val="left" w:pos="720"/>
+        </w:tabs>
+        <w:spacing w:line="240" w:lineRule="auto"/>
+        <w:ind w:firstLine="0"/>
+        <w:rPr>
+          <w:rStyle w:val="fontstyle01"/>
+        </w:rPr>
+      </w:pPr>
+    </w:p>
+    <w:p>
+      <w:pPr>
+        <w:pStyle w:val="BodyTextIndent"/>
+        <w:tabs>
+          <w:tab w:val="left" w:pos="720"/>
+        </w:tabs>
+        <w:spacing w:line="240" w:lineRule="auto"/>
+        <w:ind w:firstLine="0"/>
+        <w:rPr>
+          <w:rStyle w:val="fontstyle01"/>
+        </w:rPr>
+      </w:pPr>
+    </w:p>
+    <w:p>
+      <w:pPr>
+        <w:pStyle w:val="BodyTextIndent"/>
+        <w:tabs>
+          <w:tab w:val="left" w:pos="720"/>
+        </w:tabs>
+        <w:spacing w:line="240" w:lineRule="auto"/>
+        <w:ind w:firstLine="0"/>
+        <w:rPr>
+          <w:rStyle w:val="fontstyle01"/>
+        </w:rPr>
+      </w:pPr>
+    </w:p>
+    <w:p>
+      <w:pPr>
+        <w:pStyle w:val="BodyTextIndent"/>
+        <w:tabs>
+          <w:tab w:val="left" w:pos="720"/>
+        </w:tabs>
+        <w:spacing w:line="240" w:lineRule="auto"/>
+        <w:ind w:firstLine="0"/>
+        <w:rPr>
+          <w:rStyle w:val="fontstyle01"/>
+        </w:rPr>
+      </w:pPr>
+    </w:p>
+    <w:p>
+      <w:pPr>
+        <w:pStyle w:val="BodyTextIndent"/>
+        <w:tabs>
+          <w:tab w:val="left" w:pos="720"/>
+        </w:tabs>
+        <w:spacing w:line="240" w:lineRule="auto"/>
+        <w:ind w:firstLine="0"/>
+        <w:rPr>
+          <w:rStyle w:val="fontstyle01"/>
+        </w:rPr>
+      </w:pPr>
+    </w:p>
+    <w:p>
+      <w:pPr>
+        <w:pStyle w:val="BodyTextIndent"/>
+        <w:tabs>
+          <w:tab w:val="left" w:pos="720"/>
+        </w:tabs>
+        <w:spacing w:line="240" w:lineRule="auto"/>
+        <w:ind w:firstLine="0"/>
+        <w:rPr>
+          <w:rStyle w:val="fontstyle01"/>
+        </w:rPr>
+      </w:pPr>
+    </w:p>
+    <w:p>
+      <w:pPr>
+        <w:pStyle w:val="BodyTextIndent"/>
+        <w:tabs>
+          <w:tab w:val="left" w:pos="720"/>
+        </w:tabs>
+        <w:spacing w:line="240" w:lineRule="auto"/>
+        <w:ind w:firstLine="0"/>
+        <w:rPr>
+          <w:rStyle w:val="fontstyle01"/>
+        </w:rPr>
+      </w:pPr>
+    </w:p>
+    <w:p>
+      <w:pPr>
+        <w:pStyle w:val="BodyTextIndent"/>
+        <w:tabs>
+          <w:tab w:val="left" w:pos="720"/>
+        </w:tabs>
+        <w:spacing w:line="240" w:lineRule="auto"/>
+        <w:ind w:firstLine="0"/>
+        <w:rPr>
+          <w:rStyle w:val="fontstyle01"/>
+        </w:rPr>
+      </w:pPr>
+    </w:p>
+    <w:p>
+      <w:pPr>
         <w:pStyle w:val="BodyTextIndent"/>
         <w:tabs>
           <w:tab w:val="left" w:pos="720"/>

--- a/plantillas/motion-withdraw-cancelation/MOTION_TO_WITHDRAW_CANCELATION.docx
+++ b/plantillas/motion-withdraw-cancelation/MOTION_TO_WITHDRAW_CANCELATION.docx
@@ -2108,7 +2108,15 @@
           <w:sz w:val="24"/>
           <w:szCs w:val="24"/>
         </w:rPr>
-        <w:t xml:space="preserve">NOTICE IS HEREBY GIVEN, that counsel for the Respondents does hereby make a motion for this court, to be relieved as attorney of record in these matters with Kostiv Cardinal International Law Group Corp. A.K.A Kostiv &amp; Associates, including all attorneys previously or currently affiliated with, employed by or representing said law firm in connection with the Respondent’s Immigration case. This motion will be based upon this Notice and the attached: Cancelation Request which was sent by the Respondent’s previous address in </w:t>
+        <w:t xml:space="preserve">NOTICE IS HEREBY GIVEN, that counsel for the Respondents does hereby make a motion for this court, to be relieved as attorney of record in these matters with Kostiv Cardinal International Law Group Corp. A.K.A Kostiv &amp; Associates, including all attorneys previously or currently affiliated with, employed by or representing said law firm in connection with the Respondent’s Immigration case. This motion will be based upon this Notice and the attached: </w:t>
+      </w:r>
+      <w:r>
+        <w:rPr>
+          <w:rFonts w:ascii="Times New Roman" w:hAnsi="Times New Roman" w:cs="Times New Roman"/>
+          <w:sz w:val="24"/>
+          <w:szCs w:val="24"/>
+        </w:rPr>
+        <w:t xml:space="preserve">Cancelation Request which was sent by the Respondent’s previous address in </w:t>
       </w:r>
       <w:sdt>
         <w:sdtPr>
@@ -2136,7 +2144,15 @@
           <w:sz w:val="24"/>
           <w:szCs w:val="24"/>
         </w:rPr>
-        <w:t xml:space="preserve"> (Both in English and Spanish) (Exhibit A), Disengagement Letter (sent both Spanish and English versions to the Respondents current address located in </w:t>
+        <w:t xml:space="preserve"> (Both in English and Spanish) (Exhibit A)</w:t>
+      </w:r>
+      <w:r>
+        <w:rPr>
+          <w:rFonts w:ascii="Times New Roman" w:hAnsi="Times New Roman" w:cs="Times New Roman"/>
+          <w:sz w:val="24"/>
+          <w:szCs w:val="24"/>
+        </w:rPr>
+        <w:t xml:space="preserve">, Disengagement Letter (sent both Spanish and English versions to the Respondents current address located in </w:t>
       </w:r>
       <w:sdt>
         <w:sdtPr>
@@ -2164,7 +2180,23 @@
           <w:sz w:val="24"/>
           <w:szCs w:val="24"/>
         </w:rPr>
-        <w:t xml:space="preserve"> as Exhibit B), and the Hearing Notice for the next Individual Hearing sent to Respondents (Exhibit C), and such oral and documentary evidence as may be admitted at the hearing on this matter.</w:t>
+        <w:t xml:space="preserve"> as Exhibit B)</w:t>
+      </w:r>
+      <w:r>
+        <w:rPr>
+          <w:rFonts w:ascii="Times New Roman" w:hAnsi="Times New Roman" w:cs="Times New Roman"/>
+          <w:sz w:val="24"/>
+          <w:szCs w:val="24"/>
+        </w:rPr>
+        <w:t xml:space="preserve">, and the Hearing Notice for the next Individual Hearing sent to Respondents (Exhibit C)</w:t>
+      </w:r>
+      <w:r>
+        <w:rPr>
+          <w:rFonts w:ascii="Times New Roman" w:hAnsi="Times New Roman" w:cs="Times New Roman"/>
+          <w:sz w:val="24"/>
+          <w:szCs w:val="24"/>
+        </w:rPr>
+        <w:t xml:space="preserve">, and such oral and documentary evidence as may be admitted at the hearing on this matter.</w:t>
       </w:r>
     </w:p>
     <w:p>
